--- a/backend-exhibits/Sharefile to Microsoft (OneDrive & SharePointOnline) Standard Included.docx
+++ b/backend-exhibits/Sharefile to Microsoft (OneDrive & SharePointOnline) Standard Included.docx
@@ -39,15 +39,15 @@
               <w:ind w:left="52"/>
               <w:jc w:val="center"/>
               <w:rPr>
-                <w:rFonts w:ascii="Arial" w:hAnsi="Arial" w:cs="Arial"/>
-                <w:b/>
-                <w:sz w:val="21"/>
-                <w:szCs w:val="21"/>
-              </w:rPr>
-            </w:pPr>
-            <w:r>
-              <w:rPr>
-                <w:rFonts w:ascii="Arial" w:eastAsia="Arial" w:hAnsi="Arial" w:cs="Arial"/>
+                <w:rFonts w:ascii="Arial" w:hAnsi="Arial" w:cs="Arial" w:eastAsia="Arial"/>
+                <w:b/>
+                <w:sz w:val="21"/>
+                <w:szCs w:val="21"/>
+              </w:rPr>
+            </w:pPr>
+            <w:r>
+              <w:rPr>
+                <w:rFonts w:ascii="Arial" w:hAnsi="Arial" w:cs="Arial" w:eastAsia="Arial"/>
                 <w:b/>
                 <w:sz w:val="21"/>
                 <w:szCs w:val="21"/>
@@ -56,7 +56,7 @@
             </w:r>
             <w:r>
               <w:rPr>
-                <w:rFonts w:ascii="Arial" w:eastAsia="Arial" w:hAnsi="Arial" w:cs="Arial"/>
+                <w:rFonts w:ascii="Arial" w:hAnsi="Arial" w:cs="Arial" w:eastAsia="Arial"/>
                 <w:b/>
                 <w:sz w:val="21"/>
                 <w:szCs w:val="21"/>
@@ -65,7 +65,7 @@
             </w:r>
             <w:r>
               <w:rPr>
-                <w:rFonts w:ascii="Arial" w:eastAsia="Arial" w:hAnsi="Arial" w:cs="Arial"/>
+                <w:rFonts w:ascii="Arial" w:hAnsi="Arial" w:cs="Arial" w:eastAsia="Arial"/>
                 <w:b/>
                 <w:sz w:val="21"/>
                 <w:szCs w:val="21"/>
@@ -74,7 +74,7 @@
             </w:r>
             <w:r>
               <w:rPr>
-                <w:rFonts w:ascii="Arial" w:eastAsia="Arial" w:hAnsi="Arial" w:cs="Arial"/>
+                <w:rFonts w:ascii="Arial" w:hAnsi="Arial" w:cs="Arial" w:eastAsia="Arial"/>
                 <w:b/>
                 <w:sz w:val="21"/>
                 <w:szCs w:val="21"/>
@@ -83,7 +83,7 @@
             </w:r>
             <w:r>
               <w:rPr>
-                <w:rFonts w:ascii="Arial" w:eastAsia="Arial" w:hAnsi="Arial" w:cs="Arial"/>
+                <w:rFonts w:ascii="Arial" w:hAnsi="Arial" w:cs="Arial" w:eastAsia="Arial"/>
                 <w:b/>
                 <w:sz w:val="21"/>
                 <w:szCs w:val="21"/>
@@ -92,7 +92,7 @@
             </w:r>
             <w:r>
               <w:rPr>
-                <w:rFonts w:ascii="Arial" w:eastAsia="Arial" w:hAnsi="Arial" w:cs="Arial"/>
+                <w:rFonts w:ascii="Arial" w:hAnsi="Arial" w:cs="Arial" w:eastAsia="Arial"/>
                 <w:b/>
                 <w:sz w:val="21"/>
                 <w:szCs w:val="21"/>
@@ -120,16 +120,16 @@
             <w:pPr>
               <w:ind w:left="3"/>
               <w:rPr>
-                <w:rFonts w:ascii="Arial" w:hAnsi="Arial" w:cs="Arial"/>
-                <w:b/>
-                <w:bCs/>
-                <w:sz w:val="21"/>
-                <w:szCs w:val="21"/>
-              </w:rPr>
-            </w:pPr>
-            <w:r>
-              <w:rPr>
-                <w:rFonts w:ascii="Arial" w:hAnsi="Arial" w:cs="Arial"/>
+                <w:rFonts w:ascii="Arial" w:hAnsi="Arial" w:cs="Arial" w:eastAsia="Arial"/>
+                <w:b/>
+                <w:bCs/>
+                <w:sz w:val="21"/>
+                <w:szCs w:val="21"/>
+              </w:rPr>
+            </w:pPr>
+            <w:r>
+              <w:rPr>
+                <w:rFonts w:ascii="Arial" w:hAnsi="Arial" w:cs="Arial" w:eastAsia="Arial"/>
                 <w:b/>
                 <w:bCs/>
                 <w:sz w:val="21"/>
@@ -152,14 +152,14 @@
           <w:p>
             <w:pPr>
               <w:rPr>
-                <w:rFonts w:ascii="Arial" w:hAnsi="Arial" w:cs="Arial"/>
-                <w:sz w:val="21"/>
-                <w:szCs w:val="21"/>
-              </w:rPr>
-            </w:pPr>
-            <w:r>
-              <w:rPr>
-                <w:rFonts w:ascii="Arial" w:hAnsi="Arial" w:cs="Arial"/>
+                <w:rFonts w:ascii="Arial" w:hAnsi="Arial" w:cs="Arial" w:eastAsia="Arial"/>
+                <w:sz w:val="21"/>
+                <w:szCs w:val="21"/>
+              </w:rPr>
+            </w:pPr>
+            <w:r>
+              <w:rPr>
+                <w:rFonts w:ascii="Arial" w:hAnsi="Arial" w:cs="Arial" w:eastAsia="Arial"/>
                 <w:sz w:val="21"/>
                 <w:szCs w:val="21"/>
               </w:rPr>
@@ -167,7 +167,7 @@
             </w:r>
             <w:r>
               <w:rPr>
-                <w:rFonts w:ascii="Arial" w:hAnsi="Arial" w:cs="Arial"/>
+                <w:rFonts w:ascii="Arial" w:hAnsi="Arial" w:cs="Arial" w:eastAsia="Arial"/>
                 <w:sz w:val="21"/>
                 <w:szCs w:val="21"/>
               </w:rPr>
@@ -194,16 +194,16 @@
             <w:pPr>
               <w:ind w:left="3"/>
               <w:rPr>
-                <w:rFonts w:ascii="Arial" w:hAnsi="Arial" w:cs="Arial"/>
-                <w:b/>
-                <w:bCs/>
-                <w:sz w:val="21"/>
-                <w:szCs w:val="21"/>
-              </w:rPr>
-            </w:pPr>
-            <w:r>
-              <w:rPr>
-                <w:rFonts w:ascii="Arial" w:hAnsi="Arial" w:cs="Arial"/>
+                <w:rFonts w:ascii="Arial" w:hAnsi="Arial" w:cs="Arial" w:eastAsia="Arial"/>
+                <w:b/>
+                <w:bCs/>
+                <w:sz w:val="21"/>
+                <w:szCs w:val="21"/>
+              </w:rPr>
+            </w:pPr>
+            <w:r>
+              <w:rPr>
+                <w:rFonts w:ascii="Arial" w:hAnsi="Arial" w:cs="Arial" w:eastAsia="Arial"/>
                 <w:b/>
                 <w:bCs/>
                 <w:sz w:val="21"/>
@@ -226,14 +226,14 @@
           <w:p>
             <w:pPr>
               <w:rPr>
-                <w:rFonts w:ascii="Arial" w:hAnsi="Arial" w:cs="Arial"/>
-                <w:sz w:val="21"/>
-                <w:szCs w:val="21"/>
-              </w:rPr>
-            </w:pPr>
-            <w:r>
-              <w:rPr>
-                <w:rFonts w:ascii="Arial" w:hAnsi="Arial" w:cs="Arial"/>
+                <w:rFonts w:ascii="Arial" w:hAnsi="Arial" w:cs="Arial" w:eastAsia="Arial"/>
+                <w:sz w:val="21"/>
+                <w:szCs w:val="21"/>
+              </w:rPr>
+            </w:pPr>
+            <w:r>
+              <w:rPr>
+                <w:rFonts w:ascii="Arial" w:hAnsi="Arial" w:cs="Arial" w:eastAsia="Arial"/>
                 <w:sz w:val="21"/>
                 <w:szCs w:val="21"/>
               </w:rPr>
@@ -260,16 +260,16 @@
             <w:pPr>
               <w:ind w:left="3"/>
               <w:rPr>
-                <w:rFonts w:ascii="Arial" w:hAnsi="Arial" w:cs="Arial"/>
-                <w:b/>
-                <w:bCs/>
-                <w:sz w:val="21"/>
-                <w:szCs w:val="21"/>
-              </w:rPr>
-            </w:pPr>
-            <w:r>
-              <w:rPr>
-                <w:rFonts w:ascii="Arial" w:hAnsi="Arial" w:cs="Arial"/>
+                <w:rFonts w:ascii="Arial" w:hAnsi="Arial" w:cs="Arial" w:eastAsia="Arial"/>
+                <w:b/>
+                <w:bCs/>
+                <w:sz w:val="21"/>
+                <w:szCs w:val="21"/>
+              </w:rPr>
+            </w:pPr>
+            <w:r>
+              <w:rPr>
+                <w:rFonts w:ascii="Arial" w:hAnsi="Arial" w:cs="Arial" w:eastAsia="Arial"/>
                 <w:b/>
                 <w:bCs/>
                 <w:sz w:val="21"/>
@@ -292,7 +292,7 @@
           <w:p>
             <w:pPr>
               <w:rPr>
-                <w:rFonts w:ascii="Arial" w:hAnsi="Arial" w:cs="Arial"/>
+                <w:rFonts w:ascii="Arial" w:hAnsi="Arial" w:cs="Arial" w:eastAsia="Arial"/>
                 <w:sz w:val="21"/>
                 <w:szCs w:val="21"/>
               </w:rPr>
@@ -300,7 +300,7 @@
             <w:proofErr w:type="spellStart"/>
             <w:r>
               <w:rPr>
-                <w:rFonts w:ascii="Arial" w:hAnsi="Arial" w:cs="Arial"/>
+                <w:rFonts w:ascii="Arial" w:hAnsi="Arial" w:cs="Arial" w:eastAsia="Arial"/>
                 <w:sz w:val="21"/>
                 <w:szCs w:val="21"/>
               </w:rPr>
@@ -309,7 +309,7 @@
             <w:proofErr w:type="spellEnd"/>
             <w:r>
               <w:rPr>
-                <w:rFonts w:ascii="Arial" w:hAnsi="Arial" w:cs="Arial"/>
+                <w:rFonts w:ascii="Arial" w:hAnsi="Arial" w:cs="Arial" w:eastAsia="Arial"/>
                 <w:sz w:val="21"/>
                 <w:szCs w:val="21"/>
               </w:rPr>
@@ -336,16 +336,16 @@
             <w:pPr>
               <w:ind w:left="3"/>
               <w:rPr>
-                <w:rFonts w:ascii="Arial" w:hAnsi="Arial" w:cs="Arial"/>
-                <w:b/>
-                <w:bCs/>
-                <w:sz w:val="21"/>
-                <w:szCs w:val="21"/>
-              </w:rPr>
-            </w:pPr>
-            <w:r>
-              <w:rPr>
-                <w:rFonts w:ascii="Arial" w:hAnsi="Arial" w:cs="Arial"/>
+                <w:rFonts w:ascii="Arial" w:hAnsi="Arial" w:cs="Arial" w:eastAsia="Arial"/>
+                <w:b/>
+                <w:bCs/>
+                <w:sz w:val="21"/>
+                <w:szCs w:val="21"/>
+              </w:rPr>
+            </w:pPr>
+            <w:r>
+              <w:rPr>
+                <w:rFonts w:ascii="Arial" w:hAnsi="Arial" w:cs="Arial" w:eastAsia="Arial"/>
                 <w:b/>
                 <w:bCs/>
                 <w:sz w:val="21"/>
@@ -368,7 +368,7 @@
           <w:p>
             <w:pPr>
               <w:rPr>
-                <w:rFonts w:ascii="Arial" w:hAnsi="Arial" w:cs="Arial"/>
+                <w:rFonts w:ascii="Arial" w:hAnsi="Arial" w:cs="Arial" w:eastAsia="Arial"/>
                 <w:sz w:val="21"/>
                 <w:szCs w:val="21"/>
               </w:rPr>
@@ -376,7 +376,7 @@
             <w:proofErr w:type="spellStart"/>
             <w:r>
               <w:rPr>
-                <w:rFonts w:ascii="Arial" w:hAnsi="Arial" w:cs="Arial"/>
+                <w:rFonts w:ascii="Arial" w:hAnsi="Arial" w:cs="Arial" w:eastAsia="Arial"/>
                 <w:sz w:val="21"/>
                 <w:szCs w:val="21"/>
               </w:rPr>
@@ -385,7 +385,7 @@
             <w:proofErr w:type="spellEnd"/>
             <w:r>
               <w:rPr>
-                <w:rFonts w:ascii="Arial" w:hAnsi="Arial" w:cs="Arial"/>
+                <w:rFonts w:ascii="Arial" w:hAnsi="Arial" w:cs="Arial" w:eastAsia="Arial"/>
                 <w:sz w:val="21"/>
                 <w:szCs w:val="21"/>
               </w:rPr>
@@ -412,16 +412,16 @@
             <w:pPr>
               <w:ind w:left="3"/>
               <w:rPr>
-                <w:rFonts w:ascii="Arial" w:hAnsi="Arial" w:cs="Arial"/>
-                <w:b/>
-                <w:bCs/>
-                <w:sz w:val="21"/>
-                <w:szCs w:val="21"/>
-              </w:rPr>
-            </w:pPr>
-            <w:r>
-              <w:rPr>
-                <w:rFonts w:ascii="Arial" w:hAnsi="Arial" w:cs="Arial"/>
+                <w:rFonts w:ascii="Arial" w:hAnsi="Arial" w:cs="Arial" w:eastAsia="Arial"/>
+                <w:b/>
+                <w:bCs/>
+                <w:sz w:val="21"/>
+                <w:szCs w:val="21"/>
+              </w:rPr>
+            </w:pPr>
+            <w:r>
+              <w:rPr>
+                <w:rFonts w:ascii="Arial" w:hAnsi="Arial" w:cs="Arial" w:eastAsia="Arial"/>
                 <w:b/>
                 <w:bCs/>
                 <w:sz w:val="21"/>
@@ -444,7 +444,7 @@
           <w:p>
             <w:pPr>
               <w:rPr>
-                <w:rFonts w:ascii="Arial" w:hAnsi="Arial" w:cs="Arial"/>
+                <w:rFonts w:ascii="Arial" w:hAnsi="Arial" w:cs="Arial" w:eastAsia="Arial"/>
                 <w:sz w:val="21"/>
                 <w:szCs w:val="21"/>
               </w:rPr>
@@ -452,7 +452,7 @@
             <w:proofErr w:type="spellStart"/>
             <w:r>
               <w:rPr>
-                <w:rFonts w:ascii="Arial" w:hAnsi="Arial" w:cs="Arial"/>
+                <w:rFonts w:ascii="Arial" w:hAnsi="Arial" w:cs="Arial" w:eastAsia="Arial"/>
                 <w:sz w:val="21"/>
                 <w:szCs w:val="21"/>
               </w:rPr>
@@ -461,7 +461,7 @@
             <w:proofErr w:type="spellEnd"/>
             <w:r>
               <w:rPr>
-                <w:rFonts w:ascii="Arial" w:hAnsi="Arial" w:cs="Arial"/>
+                <w:rFonts w:ascii="Arial" w:hAnsi="Arial" w:cs="Arial" w:eastAsia="Arial"/>
                 <w:sz w:val="21"/>
                 <w:szCs w:val="21"/>
               </w:rPr>
@@ -470,7 +470,7 @@
             <w:proofErr w:type="gramStart"/>
             <w:r>
               <w:rPr>
-                <w:rFonts w:ascii="Arial" w:hAnsi="Arial" w:cs="Arial"/>
+                <w:rFonts w:ascii="Arial" w:hAnsi="Arial" w:cs="Arial" w:eastAsia="Arial"/>
                 <w:sz w:val="21"/>
                 <w:szCs w:val="21"/>
               </w:rPr>
@@ -479,7 +479,7 @@
             <w:proofErr w:type="gramEnd"/>
             <w:r>
               <w:rPr>
-                <w:rFonts w:ascii="Arial" w:hAnsi="Arial" w:cs="Arial"/>
+                <w:rFonts w:ascii="Arial" w:hAnsi="Arial" w:cs="Arial" w:eastAsia="Arial"/>
                 <w:sz w:val="21"/>
                 <w:szCs w:val="21"/>
               </w:rPr>
@@ -506,16 +506,16 @@
             <w:pPr>
               <w:ind w:left="3"/>
               <w:rPr>
-                <w:rFonts w:ascii="Arial" w:hAnsi="Arial" w:cs="Arial"/>
-                <w:b/>
-                <w:bCs/>
-                <w:sz w:val="21"/>
-                <w:szCs w:val="21"/>
-              </w:rPr>
-            </w:pPr>
-            <w:r>
-              <w:rPr>
-                <w:rFonts w:ascii="Arial" w:hAnsi="Arial" w:cs="Arial"/>
+                <w:rFonts w:ascii="Arial" w:hAnsi="Arial" w:cs="Arial" w:eastAsia="Arial"/>
+                <w:b/>
+                <w:bCs/>
+                <w:sz w:val="21"/>
+                <w:szCs w:val="21"/>
+              </w:rPr>
+            </w:pPr>
+            <w:r>
+              <w:rPr>
+                <w:rFonts w:ascii="Arial" w:hAnsi="Arial" w:cs="Arial" w:eastAsia="Arial"/>
                 <w:b/>
                 <w:bCs/>
                 <w:sz w:val="21"/>
@@ -538,14 +538,14 @@
           <w:p>
             <w:pPr>
               <w:rPr>
-                <w:rFonts w:ascii="Arial" w:hAnsi="Arial" w:cs="Arial"/>
-                <w:sz w:val="21"/>
-                <w:szCs w:val="21"/>
-              </w:rPr>
-            </w:pPr>
-            <w:r>
-              <w:rPr>
-                <w:rFonts w:ascii="Arial" w:hAnsi="Arial" w:cs="Arial"/>
+                <w:rFonts w:ascii="Arial" w:hAnsi="Arial" w:cs="Arial" w:eastAsia="Arial"/>
+                <w:sz w:val="21"/>
+                <w:szCs w:val="21"/>
+              </w:rPr>
+            </w:pPr>
+            <w:r>
+              <w:rPr>
+                <w:rFonts w:ascii="Arial" w:hAnsi="Arial" w:cs="Arial" w:eastAsia="Arial"/>
                 <w:sz w:val="21"/>
                 <w:szCs w:val="21"/>
               </w:rPr>
@@ -572,16 +572,16 @@
             <w:pPr>
               <w:ind w:left="3"/>
               <w:rPr>
-                <w:rFonts w:ascii="Arial" w:hAnsi="Arial" w:cs="Arial"/>
-                <w:b/>
-                <w:bCs/>
-                <w:sz w:val="21"/>
-                <w:szCs w:val="21"/>
-              </w:rPr>
-            </w:pPr>
-            <w:r>
-              <w:rPr>
-                <w:rFonts w:ascii="Arial" w:hAnsi="Arial" w:cs="Arial"/>
+                <w:rFonts w:ascii="Arial" w:hAnsi="Arial" w:cs="Arial" w:eastAsia="Arial"/>
+                <w:b/>
+                <w:bCs/>
+                <w:sz w:val="21"/>
+                <w:szCs w:val="21"/>
+              </w:rPr>
+            </w:pPr>
+            <w:r>
+              <w:rPr>
+                <w:rFonts w:ascii="Arial" w:hAnsi="Arial" w:cs="Arial" w:eastAsia="Arial"/>
                 <w:b/>
                 <w:bCs/>
                 <w:sz w:val="21"/>
@@ -605,14 +605,14 @@
             <w:pPr>
               <w:spacing w:line="240" w:lineRule="auto"/>
               <w:rPr>
-                <w:rFonts w:ascii="Arial" w:eastAsia="Times New Roman" w:hAnsi="Arial" w:cs="Arial"/>
-                <w:sz w:val="21"/>
-                <w:szCs w:val="21"/>
-              </w:rPr>
-            </w:pPr>
-            <w:r>
-              <w:rPr>
-                <w:rFonts w:ascii="Arial" w:hAnsi="Arial" w:cs="Arial"/>
+                <w:rFonts w:ascii="Arial" w:hAnsi="Arial" w:cs="Arial" w:eastAsia="Arial"/>
+                <w:sz w:val="21"/>
+                <w:szCs w:val="21"/>
+              </w:rPr>
+            </w:pPr>
+            <w:r>
+              <w:rPr>
+                <w:rFonts w:ascii="Arial" w:hAnsi="Arial" w:cs="Arial" w:eastAsia="Arial"/>
                 <w:sz w:val="21"/>
                 <w:szCs w:val="21"/>
               </w:rPr>
@@ -622,7 +622,7 @@
           <w:p>
             <w:pPr>
               <w:rPr>
-                <w:rFonts w:ascii="Arial" w:hAnsi="Arial" w:cs="Arial"/>
+                <w:rFonts w:ascii="Arial" w:hAnsi="Arial" w:cs="Arial" w:eastAsia="Arial"/>
                 <w:sz w:val="21"/>
                 <w:szCs w:val="21"/>
               </w:rPr>
@@ -648,16 +648,16 @@
             <w:pPr>
               <w:ind w:left="3"/>
               <w:rPr>
-                <w:rFonts w:ascii="Arial" w:hAnsi="Arial" w:cs="Arial"/>
-                <w:b/>
-                <w:bCs/>
-                <w:sz w:val="21"/>
-                <w:szCs w:val="21"/>
-              </w:rPr>
-            </w:pPr>
-            <w:r>
-              <w:rPr>
-                <w:rFonts w:ascii="Arial" w:hAnsi="Arial" w:cs="Arial"/>
+                <w:rFonts w:ascii="Arial" w:hAnsi="Arial" w:cs="Arial" w:eastAsia="Arial"/>
+                <w:b/>
+                <w:bCs/>
+                <w:sz w:val="21"/>
+                <w:szCs w:val="21"/>
+              </w:rPr>
+            </w:pPr>
+            <w:r>
+              <w:rPr>
+                <w:rFonts w:ascii="Arial" w:hAnsi="Arial" w:cs="Arial" w:eastAsia="Arial"/>
                 <w:b/>
                 <w:bCs/>
                 <w:sz w:val="21"/>
@@ -681,14 +681,14 @@
             <w:pPr>
               <w:spacing w:line="240" w:lineRule="auto"/>
               <w:rPr>
-                <w:rFonts w:ascii="Arial" w:hAnsi="Arial" w:cs="Arial"/>
-                <w:sz w:val="21"/>
-                <w:szCs w:val="21"/>
-              </w:rPr>
-            </w:pPr>
-            <w:r>
-              <w:rPr>
-                <w:rFonts w:ascii="Arial" w:hAnsi="Arial" w:cs="Arial"/>
+                <w:rFonts w:ascii="Arial" w:hAnsi="Arial" w:cs="Arial" w:eastAsia="Arial"/>
+                <w:sz w:val="21"/>
+                <w:szCs w:val="21"/>
+              </w:rPr>
+            </w:pPr>
+            <w:r>
+              <w:rPr>
+                <w:rFonts w:ascii="Arial" w:hAnsi="Arial" w:cs="Arial" w:eastAsia="Arial"/>
                 <w:sz w:val="21"/>
                 <w:szCs w:val="21"/>
               </w:rPr>
@@ -715,16 +715,16 @@
             <w:pPr>
               <w:ind w:left="3"/>
               <w:rPr>
-                <w:rFonts w:ascii="Arial" w:hAnsi="Arial" w:cs="Arial"/>
-                <w:b/>
-                <w:bCs/>
-                <w:sz w:val="21"/>
-                <w:szCs w:val="21"/>
-              </w:rPr>
-            </w:pPr>
-            <w:r>
-              <w:rPr>
-                <w:rFonts w:ascii="Arial" w:hAnsi="Arial" w:cs="Arial"/>
+                <w:rFonts w:ascii="Arial" w:hAnsi="Arial" w:cs="Arial" w:eastAsia="Arial"/>
+                <w:b/>
+                <w:bCs/>
+                <w:sz w:val="21"/>
+                <w:szCs w:val="21"/>
+              </w:rPr>
+            </w:pPr>
+            <w:r>
+              <w:rPr>
+                <w:rFonts w:ascii="Arial" w:hAnsi="Arial" w:cs="Arial" w:eastAsia="Arial"/>
                 <w:b/>
                 <w:bCs/>
                 <w:sz w:val="21"/>
@@ -748,14 +748,14 @@
             <w:pPr>
               <w:spacing w:line="240" w:lineRule="auto"/>
               <w:rPr>
-                <w:rFonts w:ascii="Arial" w:hAnsi="Arial" w:cs="Arial"/>
-                <w:sz w:val="21"/>
-                <w:szCs w:val="21"/>
-              </w:rPr>
-            </w:pPr>
-            <w:r>
-              <w:rPr>
-                <w:rFonts w:ascii="Arial" w:hAnsi="Arial" w:cs="Arial"/>
+                <w:rFonts w:ascii="Arial" w:hAnsi="Arial" w:cs="Arial" w:eastAsia="Arial"/>
+                <w:sz w:val="21"/>
+                <w:szCs w:val="21"/>
+              </w:rPr>
+            </w:pPr>
+            <w:r>
+              <w:rPr>
+                <w:rFonts w:ascii="Arial" w:hAnsi="Arial" w:cs="Arial" w:eastAsia="Arial"/>
                 <w:sz w:val="21"/>
                 <w:szCs w:val="21"/>
               </w:rPr>
@@ -763,7 +763,7 @@
             </w:r>
             <w:r>
               <w:rPr>
-                <w:rFonts w:ascii="Arial" w:hAnsi="Arial" w:cs="Arial"/>
+                <w:rFonts w:ascii="Arial" w:hAnsi="Arial" w:cs="Arial" w:eastAsia="Arial"/>
                 <w:sz w:val="21"/>
                 <w:szCs w:val="21"/>
               </w:rPr>
@@ -815,14 +815,14 @@
               <w:ind w:left="52"/>
               <w:jc w:val="center"/>
               <w:rPr>
-                <w:rFonts w:ascii="Arial" w:hAnsi="Arial" w:cs="Arial"/>
-                <w:sz w:val="21"/>
-                <w:szCs w:val="21"/>
-              </w:rPr>
-            </w:pPr>
-            <w:r>
-              <w:rPr>
-                <w:rFonts w:ascii="Arial" w:eastAsia="Arial" w:hAnsi="Arial" w:cs="Arial"/>
+                <w:rFonts w:ascii="Arial" w:hAnsi="Arial" w:cs="Arial" w:eastAsia="Arial"/>
+                <w:sz w:val="21"/>
+                <w:szCs w:val="21"/>
+              </w:rPr>
+            </w:pPr>
+            <w:r>
+              <w:rPr>
+                <w:rFonts w:ascii="Arial" w:hAnsi="Arial" w:cs="Arial" w:eastAsia="Arial"/>
                 <w:b/>
                 <w:sz w:val="21"/>
                 <w:szCs w:val="21"/>
@@ -831,7 +831,7 @@
             </w:r>
             <w:r>
               <w:rPr>
-                <w:rFonts w:ascii="Arial" w:eastAsia="Arial" w:hAnsi="Arial" w:cs="Arial"/>
+                <w:rFonts w:ascii="Arial" w:hAnsi="Arial" w:cs="Arial" w:eastAsia="Arial"/>
                 <w:b/>
                 <w:sz w:val="21"/>
                 <w:szCs w:val="21"/>
@@ -840,7 +840,7 @@
             </w:r>
             <w:r>
               <w:rPr>
-                <w:rFonts w:ascii="Arial" w:eastAsia="Arial" w:hAnsi="Arial" w:cs="Arial"/>
+                <w:rFonts w:ascii="Arial" w:hAnsi="Arial" w:cs="Arial" w:eastAsia="Arial"/>
                 <w:b/>
                 <w:sz w:val="21"/>
                 <w:szCs w:val="21"/>
@@ -850,7 +850,7 @@
             <w:proofErr w:type="gramStart"/>
             <w:r>
               <w:rPr>
-                <w:rFonts w:ascii="Arial" w:eastAsia="Arial" w:hAnsi="Arial" w:cs="Arial"/>
+                <w:rFonts w:ascii="Arial" w:hAnsi="Arial" w:cs="Arial" w:eastAsia="Arial"/>
                 <w:b/>
                 <w:sz w:val="21"/>
                 <w:szCs w:val="21"/>
@@ -859,7 +859,7 @@
             </w:r>
             <w:r>
               <w:rPr>
-                <w:rFonts w:ascii="Arial" w:eastAsia="Arial" w:hAnsi="Arial" w:cs="Arial"/>
+                <w:rFonts w:ascii="Arial" w:hAnsi="Arial" w:cs="Arial" w:eastAsia="Arial"/>
                 <w:b/>
                 <w:sz w:val="21"/>
                 <w:szCs w:val="21"/>
@@ -869,7 +869,7 @@
             <w:proofErr w:type="gramEnd"/>
             <w:r>
               <w:rPr>
-                <w:rFonts w:ascii="Arial" w:eastAsia="Arial" w:hAnsi="Arial" w:cs="Arial"/>
+                <w:rFonts w:ascii="Arial" w:hAnsi="Arial" w:cs="Arial" w:eastAsia="Arial"/>
                 <w:b/>
                 <w:sz w:val="21"/>
                 <w:szCs w:val="21"/>
@@ -878,7 +878,7 @@
             </w:r>
             <w:r>
               <w:rPr>
-                <w:rFonts w:ascii="Arial" w:eastAsia="Arial" w:hAnsi="Arial" w:cs="Arial"/>
+                <w:rFonts w:ascii="Arial" w:hAnsi="Arial" w:cs="Arial" w:eastAsia="Arial"/>
                 <w:b/>
                 <w:sz w:val="21"/>
                 <w:szCs w:val="21"/>
@@ -906,16 +906,16 @@
             <w:pPr>
               <w:ind w:left="3"/>
               <w:rPr>
-                <w:rFonts w:ascii="Arial" w:hAnsi="Arial" w:cs="Arial"/>
-                <w:b/>
-                <w:bCs/>
-                <w:sz w:val="21"/>
-                <w:szCs w:val="21"/>
-              </w:rPr>
-            </w:pPr>
-            <w:r>
-              <w:rPr>
-                <w:rFonts w:ascii="Arial" w:hAnsi="Arial" w:cs="Arial"/>
+                <w:rFonts w:ascii="Arial" w:hAnsi="Arial" w:cs="Arial" w:eastAsia="Arial"/>
+                <w:b/>
+                <w:bCs/>
+                <w:sz w:val="21"/>
+                <w:szCs w:val="21"/>
+              </w:rPr>
+            </w:pPr>
+            <w:r>
+              <w:rPr>
+                <w:rFonts w:ascii="Arial" w:hAnsi="Arial" w:cs="Arial" w:eastAsia="Arial"/>
                 <w:b/>
                 <w:bCs/>
                 <w:sz w:val="21"/>
@@ -938,14 +938,14 @@
           <w:p>
             <w:pPr>
               <w:rPr>
-                <w:rFonts w:ascii="Arial" w:hAnsi="Arial" w:cs="Arial"/>
-                <w:sz w:val="21"/>
-                <w:szCs w:val="21"/>
-              </w:rPr>
-            </w:pPr>
-            <w:r>
-              <w:rPr>
-                <w:rFonts w:ascii="Arial" w:hAnsi="Arial" w:cs="Arial"/>
+                <w:rFonts w:ascii="Arial" w:hAnsi="Arial" w:cs="Arial" w:eastAsia="Arial"/>
+                <w:sz w:val="21"/>
+                <w:szCs w:val="21"/>
+              </w:rPr>
+            </w:pPr>
+            <w:r>
+              <w:rPr>
+                <w:rFonts w:ascii="Arial" w:hAnsi="Arial" w:cs="Arial" w:eastAsia="Arial"/>
                 <w:sz w:val="21"/>
                 <w:szCs w:val="21"/>
               </w:rPr>
@@ -953,7 +953,7 @@
             </w:r>
             <w:r>
               <w:rPr>
-                <w:rFonts w:ascii="Arial" w:hAnsi="Arial" w:cs="Arial"/>
+                <w:rFonts w:ascii="Arial" w:hAnsi="Arial" w:cs="Arial" w:eastAsia="Arial"/>
                 <w:sz w:val="21"/>
                 <w:szCs w:val="21"/>
               </w:rPr>
@@ -980,16 +980,16 @@
             <w:pPr>
               <w:ind w:left="3"/>
               <w:rPr>
-                <w:rFonts w:ascii="Arial" w:hAnsi="Arial" w:cs="Arial"/>
-                <w:b/>
-                <w:bCs/>
-                <w:sz w:val="21"/>
-                <w:szCs w:val="21"/>
-              </w:rPr>
-            </w:pPr>
-            <w:r>
-              <w:rPr>
-                <w:rFonts w:ascii="Arial" w:hAnsi="Arial" w:cs="Arial"/>
+                <w:rFonts w:ascii="Arial" w:hAnsi="Arial" w:cs="Arial" w:eastAsia="Arial"/>
+                <w:b/>
+                <w:bCs/>
+                <w:sz w:val="21"/>
+                <w:szCs w:val="21"/>
+              </w:rPr>
+            </w:pPr>
+            <w:r>
+              <w:rPr>
+                <w:rFonts w:ascii="Arial" w:hAnsi="Arial" w:cs="Arial" w:eastAsia="Arial"/>
                 <w:b/>
                 <w:bCs/>
                 <w:sz w:val="21"/>
@@ -999,7 +999,7 @@
             </w:r>
             <w:r>
               <w:rPr>
-                <w:rFonts w:ascii="Arial" w:hAnsi="Arial" w:cs="Arial"/>
+                <w:rFonts w:ascii="Arial" w:hAnsi="Arial" w:cs="Arial" w:eastAsia="Arial"/>
                 <w:b/>
                 <w:bCs/>
                 <w:sz w:val="21"/>
@@ -1022,14 +1022,14 @@
           <w:p>
             <w:pPr>
               <w:rPr>
-                <w:rFonts w:ascii="Arial" w:hAnsi="Arial" w:cs="Arial"/>
-                <w:sz w:val="21"/>
-                <w:szCs w:val="21"/>
-              </w:rPr>
-            </w:pPr>
-            <w:r>
-              <w:rPr>
-                <w:rFonts w:ascii="Arial" w:hAnsi="Arial" w:cs="Arial"/>
+                <w:rFonts w:ascii="Arial" w:hAnsi="Arial" w:cs="Arial" w:eastAsia="Arial"/>
+                <w:sz w:val="21"/>
+                <w:szCs w:val="21"/>
+              </w:rPr>
+            </w:pPr>
+            <w:r>
+              <w:rPr>
+                <w:rFonts w:ascii="Arial" w:hAnsi="Arial" w:cs="Arial" w:eastAsia="Arial"/>
                 <w:sz w:val="21"/>
                 <w:szCs w:val="21"/>
               </w:rPr>
@@ -1056,16 +1056,16 @@
             <w:pPr>
               <w:ind w:left="3"/>
               <w:rPr>
-                <w:rFonts w:ascii="Arial" w:hAnsi="Arial" w:cs="Arial"/>
-                <w:b/>
-                <w:bCs/>
-                <w:sz w:val="21"/>
-                <w:szCs w:val="21"/>
-              </w:rPr>
-            </w:pPr>
-            <w:r>
-              <w:rPr>
-                <w:rFonts w:ascii="Arial" w:hAnsi="Arial" w:cs="Arial"/>
+                <w:rFonts w:ascii="Arial" w:hAnsi="Arial" w:cs="Arial" w:eastAsia="Arial"/>
+                <w:b/>
+                <w:bCs/>
+                <w:sz w:val="21"/>
+                <w:szCs w:val="21"/>
+              </w:rPr>
+            </w:pPr>
+            <w:r>
+              <w:rPr>
+                <w:rFonts w:ascii="Arial" w:hAnsi="Arial" w:cs="Arial" w:eastAsia="Arial"/>
                 <w:b/>
                 <w:bCs/>
                 <w:sz w:val="21"/>
@@ -1088,7 +1088,7 @@
           <w:p>
             <w:pPr>
               <w:rPr>
-                <w:rFonts w:ascii="Arial" w:hAnsi="Arial" w:cs="Arial"/>
+                <w:rFonts w:ascii="Arial" w:hAnsi="Arial" w:cs="Arial" w:eastAsia="Arial"/>
                 <w:sz w:val="21"/>
                 <w:szCs w:val="21"/>
               </w:rPr>
@@ -1096,7 +1096,7 @@
             <w:proofErr w:type="spellStart"/>
             <w:r>
               <w:rPr>
-                <w:rFonts w:ascii="Arial" w:hAnsi="Arial" w:cs="Arial"/>
+                <w:rFonts w:ascii="Arial" w:hAnsi="Arial" w:cs="Arial" w:eastAsia="Arial"/>
                 <w:sz w:val="21"/>
                 <w:szCs w:val="21"/>
               </w:rPr>
@@ -1105,7 +1105,7 @@
             <w:proofErr w:type="spellEnd"/>
             <w:r>
               <w:rPr>
-                <w:rFonts w:ascii="Arial" w:hAnsi="Arial" w:cs="Arial"/>
+                <w:rFonts w:ascii="Arial" w:hAnsi="Arial" w:cs="Arial" w:eastAsia="Arial"/>
                 <w:sz w:val="21"/>
                 <w:szCs w:val="21"/>
               </w:rPr>
@@ -1132,16 +1132,16 @@
             <w:pPr>
               <w:ind w:left="3"/>
               <w:rPr>
-                <w:rFonts w:ascii="Arial" w:hAnsi="Arial" w:cs="Arial"/>
-                <w:b/>
-                <w:bCs/>
-                <w:sz w:val="21"/>
-                <w:szCs w:val="21"/>
-              </w:rPr>
-            </w:pPr>
-            <w:r>
-              <w:rPr>
-                <w:rFonts w:ascii="Arial" w:hAnsi="Arial" w:cs="Arial"/>
+                <w:rFonts w:ascii="Arial" w:hAnsi="Arial" w:cs="Arial" w:eastAsia="Arial"/>
+                <w:b/>
+                <w:bCs/>
+                <w:sz w:val="21"/>
+                <w:szCs w:val="21"/>
+              </w:rPr>
+            </w:pPr>
+            <w:r>
+              <w:rPr>
+                <w:rFonts w:ascii="Arial" w:hAnsi="Arial" w:cs="Arial" w:eastAsia="Arial"/>
                 <w:b/>
                 <w:bCs/>
                 <w:sz w:val="21"/>
@@ -1164,7 +1164,7 @@
           <w:p>
             <w:pPr>
               <w:rPr>
-                <w:rFonts w:ascii="Arial" w:hAnsi="Arial" w:cs="Arial"/>
+                <w:rFonts w:ascii="Arial" w:hAnsi="Arial" w:cs="Arial" w:eastAsia="Arial"/>
                 <w:sz w:val="21"/>
                 <w:szCs w:val="21"/>
               </w:rPr>
@@ -1172,7 +1172,7 @@
             <w:proofErr w:type="spellStart"/>
             <w:r>
               <w:rPr>
-                <w:rFonts w:ascii="Arial" w:hAnsi="Arial" w:cs="Arial"/>
+                <w:rFonts w:ascii="Arial" w:hAnsi="Arial" w:cs="Arial" w:eastAsia="Arial"/>
                 <w:sz w:val="21"/>
                 <w:szCs w:val="21"/>
               </w:rPr>
@@ -1181,7 +1181,7 @@
             <w:proofErr w:type="spellEnd"/>
             <w:r>
               <w:rPr>
-                <w:rFonts w:ascii="Arial" w:hAnsi="Arial" w:cs="Arial"/>
+                <w:rFonts w:ascii="Arial" w:hAnsi="Arial" w:cs="Arial" w:eastAsia="Arial"/>
                 <w:sz w:val="21"/>
                 <w:szCs w:val="21"/>
               </w:rPr>
@@ -1208,16 +1208,16 @@
             <w:pPr>
               <w:ind w:left="3"/>
               <w:rPr>
-                <w:rFonts w:ascii="Arial" w:hAnsi="Arial" w:cs="Arial"/>
-                <w:b/>
-                <w:bCs/>
-                <w:sz w:val="21"/>
-                <w:szCs w:val="21"/>
-              </w:rPr>
-            </w:pPr>
-            <w:r>
-              <w:rPr>
-                <w:rFonts w:ascii="Arial" w:hAnsi="Arial" w:cs="Arial"/>
+                <w:rFonts w:ascii="Arial" w:hAnsi="Arial" w:cs="Arial" w:eastAsia="Arial"/>
+                <w:b/>
+                <w:bCs/>
+                <w:sz w:val="21"/>
+                <w:szCs w:val="21"/>
+              </w:rPr>
+            </w:pPr>
+            <w:r>
+              <w:rPr>
+                <w:rFonts w:ascii="Arial" w:hAnsi="Arial" w:cs="Arial" w:eastAsia="Arial"/>
                 <w:b/>
                 <w:bCs/>
                 <w:sz w:val="21"/>
@@ -1240,7 +1240,7 @@
           <w:p>
             <w:pPr>
               <w:rPr>
-                <w:rFonts w:ascii="Arial" w:hAnsi="Arial" w:cs="Arial"/>
+                <w:rFonts w:ascii="Arial" w:hAnsi="Arial" w:cs="Arial" w:eastAsia="Arial"/>
                 <w:sz w:val="21"/>
                 <w:szCs w:val="21"/>
               </w:rPr>
@@ -1248,7 +1248,7 @@
             <w:proofErr w:type="spellStart"/>
             <w:r>
               <w:rPr>
-                <w:rFonts w:ascii="Arial" w:hAnsi="Arial" w:cs="Arial"/>
+                <w:rFonts w:ascii="Arial" w:hAnsi="Arial" w:cs="Arial" w:eastAsia="Arial"/>
                 <w:sz w:val="21"/>
                 <w:szCs w:val="21"/>
               </w:rPr>
@@ -1257,7 +1257,7 @@
             <w:proofErr w:type="spellEnd"/>
             <w:r>
               <w:rPr>
-                <w:rFonts w:ascii="Arial" w:hAnsi="Arial" w:cs="Arial"/>
+                <w:rFonts w:ascii="Arial" w:hAnsi="Arial" w:cs="Arial" w:eastAsia="Arial"/>
                 <w:sz w:val="21"/>
                 <w:szCs w:val="21"/>
               </w:rPr>
@@ -1266,7 +1266,7 @@
             <w:proofErr w:type="gramStart"/>
             <w:r>
               <w:rPr>
-                <w:rFonts w:ascii="Arial" w:hAnsi="Arial" w:cs="Arial"/>
+                <w:rFonts w:ascii="Arial" w:hAnsi="Arial" w:cs="Arial" w:eastAsia="Arial"/>
                 <w:sz w:val="21"/>
                 <w:szCs w:val="21"/>
               </w:rPr>
@@ -1275,7 +1275,7 @@
             <w:proofErr w:type="gramEnd"/>
             <w:r>
               <w:rPr>
-                <w:rFonts w:ascii="Arial" w:hAnsi="Arial" w:cs="Arial"/>
+                <w:rFonts w:ascii="Arial" w:hAnsi="Arial" w:cs="Arial" w:eastAsia="Arial"/>
                 <w:sz w:val="21"/>
                 <w:szCs w:val="21"/>
               </w:rPr>
@@ -1302,16 +1302,16 @@
             <w:pPr>
               <w:ind w:left="3"/>
               <w:rPr>
-                <w:rFonts w:ascii="Arial" w:hAnsi="Arial" w:cs="Arial"/>
-                <w:b/>
-                <w:bCs/>
-                <w:sz w:val="21"/>
-                <w:szCs w:val="21"/>
-              </w:rPr>
-            </w:pPr>
-            <w:r>
-              <w:rPr>
-                <w:rFonts w:ascii="Arial" w:hAnsi="Arial" w:cs="Arial"/>
+                <w:rFonts w:ascii="Arial" w:hAnsi="Arial" w:cs="Arial" w:eastAsia="Arial"/>
+                <w:b/>
+                <w:bCs/>
+                <w:sz w:val="21"/>
+                <w:szCs w:val="21"/>
+              </w:rPr>
+            </w:pPr>
+            <w:r>
+              <w:rPr>
+                <w:rFonts w:ascii="Arial" w:hAnsi="Arial" w:cs="Arial" w:eastAsia="Arial"/>
                 <w:b/>
                 <w:bCs/>
                 <w:sz w:val="21"/>
@@ -1334,14 +1334,14 @@
           <w:p>
             <w:pPr>
               <w:rPr>
-                <w:rFonts w:ascii="Arial" w:hAnsi="Arial" w:cs="Arial"/>
-                <w:sz w:val="21"/>
-                <w:szCs w:val="21"/>
-              </w:rPr>
-            </w:pPr>
-            <w:r>
-              <w:rPr>
-                <w:rFonts w:ascii="Arial" w:hAnsi="Arial" w:cs="Arial"/>
+                <w:rFonts w:ascii="Arial" w:hAnsi="Arial" w:cs="Arial" w:eastAsia="Arial"/>
+                <w:sz w:val="21"/>
+                <w:szCs w:val="21"/>
+              </w:rPr>
+            </w:pPr>
+            <w:r>
+              <w:rPr>
+                <w:rFonts w:ascii="Arial" w:hAnsi="Arial" w:cs="Arial" w:eastAsia="Arial"/>
                 <w:sz w:val="21"/>
                 <w:szCs w:val="21"/>
               </w:rPr>
@@ -1368,16 +1368,16 @@
             <w:pPr>
               <w:ind w:left="3"/>
               <w:rPr>
-                <w:rFonts w:ascii="Arial" w:hAnsi="Arial" w:cs="Arial"/>
-                <w:b/>
-                <w:bCs/>
-                <w:sz w:val="21"/>
-                <w:szCs w:val="21"/>
-              </w:rPr>
-            </w:pPr>
-            <w:r>
-              <w:rPr>
-                <w:rFonts w:ascii="Arial" w:hAnsi="Arial" w:cs="Arial"/>
+                <w:rFonts w:ascii="Arial" w:hAnsi="Arial" w:cs="Arial" w:eastAsia="Arial"/>
+                <w:b/>
+                <w:bCs/>
+                <w:sz w:val="21"/>
+                <w:szCs w:val="21"/>
+              </w:rPr>
+            </w:pPr>
+            <w:r>
+              <w:rPr>
+                <w:rFonts w:ascii="Arial" w:hAnsi="Arial" w:cs="Arial" w:eastAsia="Arial"/>
                 <w:b/>
                 <w:bCs/>
                 <w:sz w:val="21"/>
@@ -1401,14 +1401,14 @@
             <w:pPr>
               <w:spacing w:line="240" w:lineRule="auto"/>
               <w:rPr>
-                <w:rFonts w:ascii="Arial" w:eastAsia="Times New Roman" w:hAnsi="Arial" w:cs="Arial"/>
-                <w:sz w:val="21"/>
-                <w:szCs w:val="21"/>
-              </w:rPr>
-            </w:pPr>
-            <w:r>
-              <w:rPr>
-                <w:rFonts w:ascii="Arial" w:hAnsi="Arial" w:cs="Arial"/>
+                <w:rFonts w:ascii="Arial" w:hAnsi="Arial" w:cs="Arial" w:eastAsia="Arial"/>
+                <w:sz w:val="21"/>
+                <w:szCs w:val="21"/>
+              </w:rPr>
+            </w:pPr>
+            <w:r>
+              <w:rPr>
+                <w:rFonts w:ascii="Arial" w:hAnsi="Arial" w:cs="Arial" w:eastAsia="Arial"/>
                 <w:sz w:val="21"/>
                 <w:szCs w:val="21"/>
               </w:rPr>
@@ -1418,7 +1418,7 @@
           <w:p>
             <w:pPr>
               <w:rPr>
-                <w:rFonts w:ascii="Arial" w:hAnsi="Arial" w:cs="Arial"/>
+                <w:rFonts w:ascii="Arial" w:hAnsi="Arial" w:cs="Arial" w:eastAsia="Arial"/>
                 <w:sz w:val="21"/>
                 <w:szCs w:val="21"/>
               </w:rPr>
@@ -1444,16 +1444,16 @@
             <w:pPr>
               <w:ind w:left="3"/>
               <w:rPr>
-                <w:rFonts w:ascii="Arial" w:hAnsi="Arial" w:cs="Arial"/>
-                <w:b/>
-                <w:bCs/>
-                <w:sz w:val="21"/>
-                <w:szCs w:val="21"/>
-              </w:rPr>
-            </w:pPr>
-            <w:r>
-              <w:rPr>
-                <w:rFonts w:ascii="Arial" w:hAnsi="Arial" w:cs="Arial"/>
+                <w:rFonts w:ascii="Arial" w:hAnsi="Arial" w:cs="Arial" w:eastAsia="Arial"/>
+                <w:b/>
+                <w:bCs/>
+                <w:sz w:val="21"/>
+                <w:szCs w:val="21"/>
+              </w:rPr>
+            </w:pPr>
+            <w:r>
+              <w:rPr>
+                <w:rFonts w:ascii="Arial" w:hAnsi="Arial" w:cs="Arial" w:eastAsia="Arial"/>
                 <w:b/>
                 <w:bCs/>
                 <w:sz w:val="21"/>
@@ -1478,14 +1478,14 @@
             <w:pPr>
               <w:spacing w:line="240" w:lineRule="auto"/>
               <w:rPr>
-                <w:rFonts w:ascii="Arial" w:hAnsi="Arial" w:cs="Arial"/>
-                <w:sz w:val="21"/>
-                <w:szCs w:val="21"/>
-              </w:rPr>
-            </w:pPr>
-            <w:r>
-              <w:rPr>
-                <w:rFonts w:ascii="Arial" w:hAnsi="Arial" w:cs="Arial"/>
+                <w:rFonts w:ascii="Arial" w:hAnsi="Arial" w:cs="Arial" w:eastAsia="Arial"/>
+                <w:sz w:val="21"/>
+                <w:szCs w:val="21"/>
+              </w:rPr>
+            </w:pPr>
+            <w:r>
+              <w:rPr>
+                <w:rFonts w:ascii="Arial" w:hAnsi="Arial" w:cs="Arial" w:eastAsia="Arial"/>
                 <w:sz w:val="21"/>
                 <w:szCs w:val="21"/>
               </w:rPr>
@@ -1512,16 +1512,16 @@
             <w:pPr>
               <w:ind w:left="3"/>
               <w:rPr>
-                <w:rFonts w:ascii="Arial" w:hAnsi="Arial" w:cs="Arial"/>
-                <w:b/>
-                <w:bCs/>
-                <w:sz w:val="21"/>
-                <w:szCs w:val="21"/>
-              </w:rPr>
-            </w:pPr>
-            <w:r>
-              <w:rPr>
-                <w:rFonts w:ascii="Arial" w:hAnsi="Arial" w:cs="Arial"/>
+                <w:rFonts w:ascii="Arial" w:hAnsi="Arial" w:cs="Arial" w:eastAsia="Arial"/>
+                <w:b/>
+                <w:bCs/>
+                <w:sz w:val="21"/>
+                <w:szCs w:val="21"/>
+              </w:rPr>
+            </w:pPr>
+            <w:r>
+              <w:rPr>
+                <w:rFonts w:ascii="Arial" w:hAnsi="Arial" w:cs="Arial" w:eastAsia="Arial"/>
                 <w:b/>
                 <w:bCs/>
                 <w:sz w:val="21"/>
@@ -1545,14 +1545,14 @@
             <w:pPr>
               <w:spacing w:line="240" w:lineRule="auto"/>
               <w:rPr>
-                <w:rFonts w:ascii="Arial" w:hAnsi="Arial" w:cs="Arial"/>
-                <w:sz w:val="21"/>
-                <w:szCs w:val="21"/>
-              </w:rPr>
-            </w:pPr>
-            <w:r>
-              <w:rPr>
-                <w:rFonts w:ascii="Arial" w:hAnsi="Arial" w:cs="Arial"/>
+                <w:rFonts w:ascii="Arial" w:hAnsi="Arial" w:cs="Arial" w:eastAsia="Arial"/>
+                <w:sz w:val="21"/>
+                <w:szCs w:val="21"/>
+              </w:rPr>
+            </w:pPr>
+            <w:r>
+              <w:rPr>
+                <w:rFonts w:ascii="Arial" w:hAnsi="Arial" w:cs="Arial" w:eastAsia="Arial"/>
                 <w:sz w:val="21"/>
                 <w:szCs w:val="21"/>
               </w:rPr>
@@ -1560,7 +1560,7 @@
             </w:r>
             <w:r>
               <w:rPr>
-                <w:rFonts w:ascii="Arial" w:hAnsi="Arial" w:cs="Arial"/>
+                <w:rFonts w:ascii="Arial" w:hAnsi="Arial" w:cs="Arial" w:eastAsia="Arial"/>
                 <w:sz w:val="21"/>
                 <w:szCs w:val="21"/>
               </w:rPr>
@@ -1586,10 +1586,10 @@
   <w:docDefaults>
     <w:rPrDefault>
       <w:rPr>
-        <w:rFonts w:asciiTheme="minorHAnsi" w:eastAsiaTheme="minorHAnsi" w:hAnsiTheme="minorHAnsi" w:cstheme="minorBidi"/>
+        <w:rFonts w:ascii="Arial" w:hAnsi="Arial" w:cs="Arial" w:eastAsia="Arial"/>
         <w:kern w:val="2"/>
-        <w:sz w:val="24"/>
-        <w:szCs w:val="24"/>
+        <w:sz w:val="21"/>
+        <w:szCs w:val="21"/>
         <w:lang w:val="en-IN" w:eastAsia="en-US" w:bidi="ar-SA"/>
         <w14:ligatures w14:val="standardContextual"/>
       </w:rPr>
@@ -1986,9 +1986,9 @@
       <w:spacing w:line="259" w:lineRule="auto"/>
     </w:pPr>
     <w:rPr>
-      <w:rFonts w:ascii="Calibri" w:eastAsia="Calibri" w:hAnsi="Calibri" w:cs="Calibri"/>
+      <w:rFonts w:ascii="Arial" w:hAnsi="Arial" w:cs="Arial" w:eastAsia="Arial"/>
       <w:color w:val="000000"/>
-      <w:sz w:val="22"/>
+      <w:sz w:val="21"/>
       <w:lang w:eastAsia="en-IN"/>
     </w:rPr>
   </w:style>
@@ -2007,10 +2007,10 @@
       <w:outlineLvl w:val="0"/>
     </w:pPr>
     <w:rPr>
-      <w:rFonts w:asciiTheme="majorHAnsi" w:eastAsiaTheme="majorEastAsia" w:hAnsiTheme="majorHAnsi" w:cstheme="majorBidi"/>
+      <w:rFonts w:ascii="Arial" w:hAnsi="Arial" w:cs="Arial" w:eastAsia="Arial"/>
       <w:color w:val="0F4761" w:themeColor="accent1" w:themeShade="BF"/>
-      <w:sz w:val="40"/>
-      <w:szCs w:val="40"/>
+      <w:sz w:val="21"/>
+      <w:szCs w:val="21"/>
       <w:lang w:eastAsia="en-US"/>
     </w:rPr>
   </w:style>
@@ -2031,10 +2031,10 @@
       <w:outlineLvl w:val="1"/>
     </w:pPr>
     <w:rPr>
-      <w:rFonts w:asciiTheme="majorHAnsi" w:eastAsiaTheme="majorEastAsia" w:hAnsiTheme="majorHAnsi" w:cstheme="majorBidi"/>
+      <w:rFonts w:ascii="Arial" w:hAnsi="Arial" w:cs="Arial" w:eastAsia="Arial"/>
       <w:color w:val="0F4761" w:themeColor="accent1" w:themeShade="BF"/>
-      <w:sz w:val="32"/>
-      <w:szCs w:val="32"/>
+      <w:sz w:val="21"/>
+      <w:szCs w:val="21"/>
       <w:lang w:eastAsia="en-US"/>
     </w:rPr>
   </w:style>
@@ -2055,10 +2055,10 @@
       <w:outlineLvl w:val="2"/>
     </w:pPr>
     <w:rPr>
-      <w:rFonts w:asciiTheme="minorHAnsi" w:eastAsiaTheme="majorEastAsia" w:hAnsiTheme="minorHAnsi" w:cstheme="majorBidi"/>
+      <w:rFonts w:ascii="Arial" w:hAnsi="Arial" w:cs="Arial" w:eastAsia="Arial"/>
       <w:color w:val="0F4761" w:themeColor="accent1" w:themeShade="BF"/>
-      <w:sz w:val="28"/>
-      <w:szCs w:val="28"/>
+      <w:sz w:val="21"/>
+      <w:szCs w:val="21"/>
       <w:lang w:eastAsia="en-US"/>
     </w:rPr>
   </w:style>
@@ -2079,11 +2079,11 @@
       <w:outlineLvl w:val="3"/>
     </w:pPr>
     <w:rPr>
-      <w:rFonts w:asciiTheme="minorHAnsi" w:eastAsiaTheme="majorEastAsia" w:hAnsiTheme="minorHAnsi" w:cstheme="majorBidi"/>
+      <w:rFonts w:ascii="Arial" w:hAnsi="Arial" w:cs="Arial" w:eastAsia="Arial"/>
       <w:i/>
       <w:iCs/>
       <w:color w:val="0F4761" w:themeColor="accent1" w:themeShade="BF"/>
-      <w:sz w:val="24"/>
+      <w:sz w:val="21"/>
       <w:lang w:eastAsia="en-US"/>
     </w:rPr>
   </w:style>
@@ -2104,9 +2104,9 @@
       <w:outlineLvl w:val="4"/>
     </w:pPr>
     <w:rPr>
-      <w:rFonts w:asciiTheme="minorHAnsi" w:eastAsiaTheme="majorEastAsia" w:hAnsiTheme="minorHAnsi" w:cstheme="majorBidi"/>
+      <w:rFonts w:ascii="Arial" w:hAnsi="Arial" w:cs="Arial" w:eastAsia="Arial"/>
       <w:color w:val="0F4761" w:themeColor="accent1" w:themeShade="BF"/>
-      <w:sz w:val="24"/>
+      <w:sz w:val="21"/>
       <w:lang w:eastAsia="en-US"/>
     </w:rPr>
   </w:style>
@@ -2127,11 +2127,11 @@
       <w:outlineLvl w:val="5"/>
     </w:pPr>
     <w:rPr>
-      <w:rFonts w:asciiTheme="minorHAnsi" w:eastAsiaTheme="majorEastAsia" w:hAnsiTheme="minorHAnsi" w:cstheme="majorBidi"/>
+      <w:rFonts w:ascii="Arial" w:hAnsi="Arial" w:cs="Arial" w:eastAsia="Arial"/>
       <w:i/>
       <w:iCs/>
       <w:color w:val="595959" w:themeColor="text1" w:themeTint="A6"/>
-      <w:sz w:val="24"/>
+      <w:sz w:val="21"/>
       <w:lang w:eastAsia="en-US"/>
     </w:rPr>
   </w:style>
@@ -2152,9 +2152,9 @@
       <w:outlineLvl w:val="6"/>
     </w:pPr>
     <w:rPr>
-      <w:rFonts w:asciiTheme="minorHAnsi" w:eastAsiaTheme="majorEastAsia" w:hAnsiTheme="minorHAnsi" w:cstheme="majorBidi"/>
+      <w:rFonts w:ascii="Arial" w:hAnsi="Arial" w:cs="Arial" w:eastAsia="Arial"/>
       <w:color w:val="595959" w:themeColor="text1" w:themeTint="A6"/>
-      <w:sz w:val="24"/>
+      <w:sz w:val="21"/>
       <w:lang w:eastAsia="en-US"/>
     </w:rPr>
   </w:style>
@@ -2175,11 +2175,11 @@
       <w:outlineLvl w:val="7"/>
     </w:pPr>
     <w:rPr>
-      <w:rFonts w:asciiTheme="minorHAnsi" w:eastAsiaTheme="majorEastAsia" w:hAnsiTheme="minorHAnsi" w:cstheme="majorBidi"/>
+      <w:rFonts w:ascii="Arial" w:hAnsi="Arial" w:cs="Arial" w:eastAsia="Arial"/>
       <w:i/>
       <w:iCs/>
       <w:color w:val="272727" w:themeColor="text1" w:themeTint="D8"/>
-      <w:sz w:val="24"/>
+      <w:sz w:val="21"/>
       <w:lang w:eastAsia="en-US"/>
     </w:rPr>
   </w:style>
@@ -2200,9 +2200,9 @@
       <w:outlineLvl w:val="8"/>
     </w:pPr>
     <w:rPr>
-      <w:rFonts w:asciiTheme="minorHAnsi" w:eastAsiaTheme="majorEastAsia" w:hAnsiTheme="minorHAnsi" w:cstheme="majorBidi"/>
+      <w:rFonts w:ascii="Arial" w:hAnsi="Arial" w:cs="Arial" w:eastAsia="Arial"/>
       <w:color w:val="272727" w:themeColor="text1" w:themeTint="D8"/>
-      <w:sz w:val="24"/>
+      <w:sz w:val="21"/>
       <w:lang w:eastAsia="en-US"/>
     </w:rPr>
   </w:style>
@@ -2240,10 +2240,10 @@
     <w:uiPriority w:val="9"/>
     <w:rsid w:val="00C44E90"/>
     <w:rPr>
-      <w:rFonts w:asciiTheme="majorHAnsi" w:eastAsiaTheme="majorEastAsia" w:hAnsiTheme="majorHAnsi" w:cstheme="majorBidi"/>
+      <w:rFonts w:ascii="Arial" w:hAnsi="Arial" w:cs="Arial" w:eastAsia="Arial"/>
       <w:color w:val="0F4761" w:themeColor="accent1" w:themeShade="BF"/>
-      <w:sz w:val="40"/>
-      <w:szCs w:val="40"/>
+      <w:sz w:val="21"/>
+      <w:szCs w:val="21"/>
     </w:rPr>
   </w:style>
   <w:style w:type="character" w:customStyle="1" w:styleId="Heading2Char">
@@ -2254,10 +2254,10 @@
     <w:semiHidden/>
     <w:rsid w:val="00C44E90"/>
     <w:rPr>
-      <w:rFonts w:asciiTheme="majorHAnsi" w:eastAsiaTheme="majorEastAsia" w:hAnsiTheme="majorHAnsi" w:cstheme="majorBidi"/>
+      <w:rFonts w:ascii="Arial" w:hAnsi="Arial" w:cs="Arial" w:eastAsia="Arial"/>
       <w:color w:val="0F4761" w:themeColor="accent1" w:themeShade="BF"/>
-      <w:sz w:val="32"/>
-      <w:szCs w:val="32"/>
+      <w:sz w:val="21"/>
+      <w:szCs w:val="21"/>
     </w:rPr>
   </w:style>
   <w:style w:type="character" w:customStyle="1" w:styleId="Heading3Char">
@@ -2268,10 +2268,10 @@
     <w:semiHidden/>
     <w:rsid w:val="00C44E90"/>
     <w:rPr>
-      <w:rFonts w:eastAsiaTheme="majorEastAsia" w:cstheme="majorBidi"/>
+      <w:rFonts w:ascii="Arial" w:hAnsi="Arial" w:cs="Arial" w:eastAsia="Arial"/>
       <w:color w:val="0F4761" w:themeColor="accent1" w:themeShade="BF"/>
-      <w:sz w:val="28"/>
-      <w:szCs w:val="28"/>
+      <w:sz w:val="21"/>
+      <w:szCs w:val="21"/>
     </w:rPr>
   </w:style>
   <w:style w:type="character" w:customStyle="1" w:styleId="Heading4Char">
@@ -2282,7 +2282,7 @@
     <w:semiHidden/>
     <w:rsid w:val="00C44E90"/>
     <w:rPr>
-      <w:rFonts w:eastAsiaTheme="majorEastAsia" w:cstheme="majorBidi"/>
+      <w:rFonts w:ascii="Arial" w:hAnsi="Arial" w:cs="Arial" w:eastAsia="Arial"/>
       <w:i/>
       <w:iCs/>
       <w:color w:val="0F4761" w:themeColor="accent1" w:themeShade="BF"/>
@@ -2296,7 +2296,7 @@
     <w:semiHidden/>
     <w:rsid w:val="00C44E90"/>
     <w:rPr>
-      <w:rFonts w:eastAsiaTheme="majorEastAsia" w:cstheme="majorBidi"/>
+      <w:rFonts w:ascii="Arial" w:hAnsi="Arial" w:cs="Arial" w:eastAsia="Arial"/>
       <w:color w:val="0F4761" w:themeColor="accent1" w:themeShade="BF"/>
     </w:rPr>
   </w:style>
@@ -2308,7 +2308,7 @@
     <w:semiHidden/>
     <w:rsid w:val="00C44E90"/>
     <w:rPr>
-      <w:rFonts w:eastAsiaTheme="majorEastAsia" w:cstheme="majorBidi"/>
+      <w:rFonts w:ascii="Arial" w:hAnsi="Arial" w:cs="Arial" w:eastAsia="Arial"/>
       <w:i/>
       <w:iCs/>
       <w:color w:val="595959" w:themeColor="text1" w:themeTint="A6"/>
@@ -2322,7 +2322,7 @@
     <w:semiHidden/>
     <w:rsid w:val="00C44E90"/>
     <w:rPr>
-      <w:rFonts w:eastAsiaTheme="majorEastAsia" w:cstheme="majorBidi"/>
+      <w:rFonts w:ascii="Arial" w:hAnsi="Arial" w:cs="Arial" w:eastAsia="Arial"/>
       <w:color w:val="595959" w:themeColor="text1" w:themeTint="A6"/>
     </w:rPr>
   </w:style>
@@ -2334,7 +2334,7 @@
     <w:semiHidden/>
     <w:rsid w:val="00C44E90"/>
     <w:rPr>
-      <w:rFonts w:eastAsiaTheme="majorEastAsia" w:cstheme="majorBidi"/>
+      <w:rFonts w:ascii="Arial" w:hAnsi="Arial" w:cs="Arial" w:eastAsia="Arial"/>
       <w:i/>
       <w:iCs/>
       <w:color w:val="272727" w:themeColor="text1" w:themeTint="D8"/>
@@ -2348,7 +2348,7 @@
     <w:semiHidden/>
     <w:rsid w:val="00C44E90"/>
     <w:rPr>
-      <w:rFonts w:eastAsiaTheme="majorEastAsia" w:cstheme="majorBidi"/>
+      <w:rFonts w:ascii="Arial" w:hAnsi="Arial" w:cs="Arial" w:eastAsia="Arial"/>
       <w:color w:val="272727" w:themeColor="text1" w:themeTint="D8"/>
     </w:rPr>
   </w:style>
@@ -2365,12 +2365,12 @@
       <w:contextualSpacing/>
     </w:pPr>
     <w:rPr>
-      <w:rFonts w:asciiTheme="majorHAnsi" w:eastAsiaTheme="majorEastAsia" w:hAnsiTheme="majorHAnsi" w:cstheme="majorBidi"/>
+      <w:rFonts w:ascii="Arial" w:hAnsi="Arial" w:cs="Arial" w:eastAsia="Arial"/>
       <w:color w:val="auto"/>
       <w:spacing w:val="-10"/>
       <w:kern w:val="28"/>
-      <w:sz w:val="56"/>
-      <w:szCs w:val="56"/>
+      <w:sz w:val="21"/>
+      <w:szCs w:val="21"/>
       <w:lang w:eastAsia="en-US"/>
     </w:rPr>
   </w:style>
@@ -2381,11 +2381,11 @@
     <w:uiPriority w:val="10"/>
     <w:rsid w:val="00C44E90"/>
     <w:rPr>
-      <w:rFonts w:asciiTheme="majorHAnsi" w:eastAsiaTheme="majorEastAsia" w:hAnsiTheme="majorHAnsi" w:cstheme="majorBidi"/>
+      <w:rFonts w:ascii="Arial" w:hAnsi="Arial" w:cs="Arial" w:eastAsia="Arial"/>
       <w:spacing w:val="-10"/>
       <w:kern w:val="28"/>
-      <w:sz w:val="56"/>
-      <w:szCs w:val="56"/>
+      <w:sz w:val="21"/>
+      <w:szCs w:val="21"/>
     </w:rPr>
   </w:style>
   <w:style w:type="paragraph" w:styleId="Subtitle">
@@ -2403,11 +2403,11 @@
       <w:spacing w:line="278" w:lineRule="auto"/>
     </w:pPr>
     <w:rPr>
-      <w:rFonts w:asciiTheme="minorHAnsi" w:eastAsiaTheme="majorEastAsia" w:hAnsiTheme="minorHAnsi" w:cstheme="majorBidi"/>
+      <w:rFonts w:ascii="Arial" w:hAnsi="Arial" w:cs="Arial" w:eastAsia="Arial"/>
       <w:color w:val="595959" w:themeColor="text1" w:themeTint="A6"/>
       <w:spacing w:val="15"/>
-      <w:sz w:val="28"/>
-      <w:szCs w:val="28"/>
+      <w:sz w:val="21"/>
+      <w:szCs w:val="21"/>
       <w:lang w:eastAsia="en-US"/>
     </w:rPr>
   </w:style>
@@ -2418,11 +2418,11 @@
     <w:uiPriority w:val="11"/>
     <w:rsid w:val="00C44E90"/>
     <w:rPr>
-      <w:rFonts w:eastAsiaTheme="majorEastAsia" w:cstheme="majorBidi"/>
+      <w:rFonts w:ascii="Arial" w:hAnsi="Arial" w:cs="Arial" w:eastAsia="Arial"/>
       <w:color w:val="595959" w:themeColor="text1" w:themeTint="A6"/>
       <w:spacing w:val="15"/>
-      <w:sz w:val="28"/>
-      <w:szCs w:val="28"/>
+      <w:sz w:val="21"/>
+      <w:szCs w:val="21"/>
     </w:rPr>
   </w:style>
   <w:style w:type="paragraph" w:styleId="Quote">
@@ -2438,11 +2438,11 @@
       <w:jc w:val="center"/>
     </w:pPr>
     <w:rPr>
-      <w:rFonts w:asciiTheme="minorHAnsi" w:eastAsiaTheme="minorHAnsi" w:hAnsiTheme="minorHAnsi" w:cstheme="minorBidi"/>
+      <w:rFonts w:ascii="Arial" w:hAnsi="Arial" w:cs="Arial" w:eastAsia="Arial"/>
       <w:i/>
       <w:iCs/>
       <w:color w:val="404040" w:themeColor="text1" w:themeTint="BF"/>
-      <w:sz w:val="24"/>
+      <w:sz w:val="21"/>
       <w:lang w:eastAsia="en-US"/>
     </w:rPr>
   </w:style>
@@ -2470,9 +2470,9 @@
       <w:contextualSpacing/>
     </w:pPr>
     <w:rPr>
-      <w:rFonts w:asciiTheme="minorHAnsi" w:eastAsiaTheme="minorHAnsi" w:hAnsiTheme="minorHAnsi" w:cstheme="minorBidi"/>
+      <w:rFonts w:ascii="Arial" w:hAnsi="Arial" w:cs="Arial" w:eastAsia="Arial"/>
       <w:color w:val="auto"/>
-      <w:sz w:val="24"/>
+      <w:sz w:val="21"/>
       <w:lang w:eastAsia="en-US"/>
     </w:rPr>
   </w:style>
@@ -2506,11 +2506,11 @@
       <w:jc w:val="center"/>
     </w:pPr>
     <w:rPr>
-      <w:rFonts w:asciiTheme="minorHAnsi" w:eastAsiaTheme="minorHAnsi" w:hAnsiTheme="minorHAnsi" w:cstheme="minorBidi"/>
+      <w:rFonts w:ascii="Arial" w:hAnsi="Arial" w:cs="Arial" w:eastAsia="Arial"/>
       <w:i/>
       <w:iCs/>
       <w:color w:val="0F4761" w:themeColor="accent1" w:themeShade="BF"/>
-      <w:sz w:val="24"/>
+      <w:sz w:val="21"/>
       <w:lang w:eastAsia="en-US"/>
     </w:rPr>
   </w:style>
@@ -2547,7 +2547,7 @@
       <w:spacing w:after="0" w:line="240" w:lineRule="auto"/>
     </w:pPr>
     <w:rPr>
-      <w:rFonts w:eastAsiaTheme="minorEastAsia"/>
+      <w:rFonts w:ascii="Arial" w:hAnsi="Arial" w:cs="Arial" w:eastAsia="Arial"/>
       <w:lang w:eastAsia="en-IN"/>
     </w:rPr>
     <w:tblPr>
